--- a/docs/press/2026-10-21-florida-release.docx
+++ b/docs/press/2026-10-21-florida-release.docx
@@ -175,7 +175,7 @@
         <w:pStyle w:val="Note"/>
       </w:pPr>
       <w:r>
-        <w:t>Word count of the release body, headline to ###: see the figure printed when this file was generated (target under 600 for PR Pro). If a cut is needed, the method paragraph is the one to shorten.</w:t>
+        <w:t>Word count of the release, headline to ###: 600 exactly (PR Pro allows 600; boilerplate and contact lines count). Any addition needs a matching cut; the method paragraph is the one to shorten.</w:t>
       </w:r>
     </w:p>
     <w:p>
